--- a/sit120_web/task53d/answer1.docx
+++ b/sit120_web/task53d/answer1.docx
@@ -11,7 +11,7 @@
         <w:rPr/>
       </w:pPr>
       <w:r>
-        <w:t xml:space="preserve">Task 5.2C</w:t>
+        <w:t xml:space="preserve">Task 5.3D</w:t>
       </w:r>
       <w:r/>
     </w:p>
@@ -20,60 +20,63 @@
         <w:pBdr/>
         <w:spacing/>
         <w:ind/>
+        <w:rPr/>
+      </w:pPr>
+      <w:r/>
+      <w:r/>
+      <w:r>
+        <w:t xml:space="preserve">LabelLens is mainly designed for the two personas I made in Task 1.1P. </w:t>
+      </w:r>
+      <w:r/>
+    </w:p>
+    <w:p>
+      <w:pPr>
+        <w:pStyle w:val="894"/>
+        <w:numPr>
+          <w:ilvl w:val="0"/>
+          <w:numId w:val="3"/>
+        </w:numPr>
+        <w:pBdr/>
+        <w:spacing/>
+        <w:ind/>
+        <w:rPr/>
+      </w:pPr>
+      <w:r>
+        <w:t xml:space="preserve">Raj Patel is someone who is already good with using smartphones, so he mainly wants to quickly scan a label and fix anything if the OCR gets it wrong</w:t>
+      </w:r>
+      <w:r/>
+      <w:r/>
+    </w:p>
+    <w:p>
+      <w:pPr>
+        <w:pStyle w:val="894"/>
+        <w:numPr>
+          <w:ilvl w:val="0"/>
+          <w:numId w:val="3"/>
+        </w:numPr>
+        <w:pBdr/>
+        <w:spacing/>
+        <w:ind/>
+        <w:rPr/>
+      </w:pPr>
+      <w:r>
         <w:rPr>
           <w:highlight w:val="none"/>
         </w:rPr>
-      </w:pPr>
-      <w:r>
-        <w:rPr>
-          <w:highlight w:val="none"/>
-          <w14:ligatures w14:val="none"/>
-        </w:rPr>
-        <w:t xml:space="preserve">The header uses flexbox with a collapsible hamburger menu </w:t>
-      </w:r>
-      <w:r>
-        <w:rPr>
-          <w:highlight w:val="none"/>
-          <w14:ligatures w14:val="none"/>
-        </w:rPr>
-        <w:t xml:space="preserve">(a hidden checkbox toggled by a label, no </w:t>
-      </w:r>
-      <w:r>
-        <w:rPr>
-          <w:highlight w:val="none"/>
-          <w14:ligatures w14:val="none"/>
-        </w:rPr>
-        <w:t xml:space="preserve">JavaScript) below 48rem</w:t>
-      </w:r>
-      <w:r>
-        <w:t xml:space="preserve">, so that the</w:t>
-      </w:r>
-      <w:r>
-        <w:t xml:space="preserve"> navigation stays reachable with one thumb instead </w:t>
-      </w:r>
-      <w:r>
-        <w:t xml:space="preserve">of eating screen space</w:t>
-      </w:r>
-      <w:r>
-        <w:t xml:space="preserve"> </w:t>
-      </w:r>
-      <w:r>
-        <w:t xml:space="preserve">from 48rem it expands into an inline row across the</w:t>
-      </w:r>
-      <w:r>
-        <w:t xml:space="preserve"> header.</w:t>
       </w:r>
       <w:r>
         <w:rPr>
           <w:highlight w:val="none"/>
         </w:rPr>
+        <w:t xml:space="preserve">Madison Taylor is more of an average user who uses both phone and laptop, so she needs the information to be easy to read, properly separated into categories, and also have a way to come back and see the results later</w:t>
       </w:r>
+      <w:r/>
     </w:p>
     <w:p>
       <w:pPr>
         <w:pBdr/>
         <w:spacing/>
-        <w:ind/>
+        <w:ind w:firstLine="0" w:left="0"/>
         <w:rPr>
           <w:highlight w:val="none"/>
         </w:rPr>
@@ -82,28 +85,6 @@
         <w:rPr>
           <w:highlight w:val="none"/>
         </w:rPr>
-        <w:t xml:space="preserve">CSS grid organizes the feature cards, result cards, and footer links into a single column on mobile and three columns from 48rem. So, related content groups visually rather than running as one long scroll. A 2nd breakpoint at </w:t>
-      </w:r>
-      <w:r>
-        <w:rPr>
-          <w:highlight w:val="none"/>
-        </w:rPr>
-        <w:t xml:space="preserve">at 64rem widens the hero image/copy split and increases section </w:t>
-      </w:r>
-      <w:r>
-        <w:rPr>
-          <w:highlight w:val="none"/>
-        </w:rPr>
-        <w:t xml:space="preserve">padding and grid gaps, giving the page breathing room on larger monitors instead of </w:t>
-      </w:r>
-      <w:r>
-        <w:rPr>
-          <w:highlight w:val="none"/>
-        </w:rPr>
-        <w:t xml:space="preserve">just stretching mobile spacing</w:t>
-      </w:r>
-      <w:r>
-        <w:t xml:space="preserve">. </w:t>
       </w:r>
       <w:r>
         <w:rPr>
@@ -114,38 +95,46 @@
         <w:rPr>
           <w:highlight w:val="none"/>
         </w:rPr>
-      </w:r>
-    </w:p>
-    <w:p>
-      <w:pPr>
-        <w:pBdr/>
-        <w:spacing/>
-        <w:ind/>
-        <w:rPr/>
-      </w:pPr>
-      <w:r>
-        <w:rPr>
-          <w:highlight w:val="none"/>
-        </w:rPr>
-        <w:t xml:space="preserve">Headings use </w:t>
+        <w:t xml:space="preserve">These needs are mostly the same from 1.1P until this version. In 5.3D, I added a Saved for later section on the results page.</w:t>
       </w:r>
       <w:r>
         <w:rPr>
           <w:highlight w:val="none"/>
         </w:rPr>
-        <w:t xml:space="preserve">use `clamp()` with `vw` </w:t>
+        <w:t xml:space="preserve"> </w:t>
       </w:r>
       <w:r>
         <w:rPr>
           <w:highlight w:val="none"/>
         </w:rPr>
-        <w:t xml:space="preserve">units so font size scales smoothly across the whole range instead of jumping </w:t>
+        <w:t xml:space="preserve">This lets Madison save additives she already checked, so she does not have to search for the same thing again later. </w:t>
+      </w:r>
+      <w:r/>
+    </w:p>
+    <w:p>
+      <w:pPr>
+        <w:pBdr/>
+        <w:spacing/>
+        <w:ind w:firstLine="0" w:left="0"/>
+        <w:rPr/>
+      </w:pPr>
+      <w:r>
+        <w:rPr>
+          <w:highlight w:val="none"/>
+        </w:rPr>
+        <w:t xml:space="preserve">I also changed the scan note input to have a proper visible &lt;label&gt; instead of only using placeholder text.</w:t>
       </w:r>
       <w:r>
         <w:rPr>
           <w:highlight w:val="none"/>
         </w:rPr>
-        <w:t xml:space="preserve">at each breakpoint.</w:t>
+        <w:t xml:space="preserve"> </w:t>
+      </w:r>
+      <w:r>
+        <w:rPr>
+          <w:highlight w:val="none"/>
+        </w:rPr>
+        <w:t xml:space="preserve">The reason for this is that the placeholder disappears after the user starts typing, which can make it more confusing for someone who is not very confident with using websites.</w:t>
       </w:r>
       <w:r>
         <w:rPr>
@@ -156,41 +145,44 @@
     </w:p>
     <w:p>
       <w:pPr>
-        <w:pStyle w:val="833"/>
-        <w:pBdr/>
-        <w:spacing/>
-        <w:ind/>
-        <w:rPr>
-          <w:highlight w:val="none"/>
-          <w14:ligatures w14:val="none"/>
-        </w:rPr>
-      </w:pPr>
+        <w:pBdr/>
+        <w:spacing/>
+        <w:ind/>
+        <w:rPr/>
+      </w:pPr>
+      <w:r/>
       <w:r>
-        <w:rPr>
-          <w:highlight w:val="none"/>
-          <w14:ligatures w14:val="none"/>
-        </w:rPr>
-        <w:t xml:space="preserve">The </w:t>
+        <w:t xml:space="preserve">The website is still designed to be mobile first.</w:t>
       </w:r>
       <w:r>
-        <w:rPr>
-          <w:highlight w:val="none"/>
-          <w14:ligatures w14:val="none"/>
-        </w:rPr>
-        <w:t xml:space="preserve">Responsive Table</w:t>
+        <w:t xml:space="preserve"> </w:t>
       </w:r>
       <w:r>
-        <w:rPr>
-          <w:highlight w:val="none"/>
-          <w14:ligatures w14:val="none"/>
-        </w:rPr>
+        <w:t xml:space="preserve">Below 48rem, the navigation changes into a hamburger menu, so it does not take up too much space on a phone. Once the screen gets bigger than 48rem, it changes back into the normal navigation row.</w:t>
+      </w:r>
+      <w:r/>
+      <w:r/>
+    </w:p>
+    <w:p>
+      <w:pPr>
+        <w:pBdr/>
+        <w:spacing/>
+        <w:ind/>
+        <w:rPr/>
+      </w:pPr>
+      <w:r/>
+      <w:r/>
+      <w:r>
+        <w:t xml:space="preserve">I used CSS Grid for the feature and result cards. On mobile they are shown in one column, and from 48rem they change into three columns.</w:t>
       </w:r>
       <w:r>
-        <w:rPr>
-          <w:highlight w:val="none"/>
-          <w14:ligatures w14:val="none"/>
-        </w:rPr>
+        <w:t xml:space="preserve"> </w:t>
       </w:r>
+      <w:r>
+        <w:t xml:space="preserve">I also added another breakpoint at 64rem to give more spacing and make the hero section look better on bigger desktop screens.</w:t>
+      </w:r>
+      <w:r/>
+      <w:r/>
     </w:p>
     <w:p>
       <w:pPr>
@@ -199,25 +191,88 @@
         <w:ind/>
         <w:rPr/>
       </w:pPr>
+      <w:r/>
+      <w:r/>
       <w:r>
-        <w:rPr>
-          <w:highlight w:val="none"/>
-          <w14:ligatures w14:val="none"/>
-        </w:rPr>
-        <w:t xml:space="preserve">The new "Compare across scanned products" table lists four yoghurt products </w:t>
+        <w:t xml:space="preserve">The heading sizes use clamp() so they can slowly change depending on the screen size instead of suddenly changing at each breakpoint.</w:t>
       </w:r>
       <w:r>
-        <w:rPr>
-          <w:highlight w:val="none"/>
-          <w14:ligatures w14:val="none"/>
-        </w:rPr>
-        <w:t xml:space="preserve">against their key additive, category, and a shopper note. </w:t>
+        <w:t xml:space="preserve"> </w:t>
       </w:r>
       <w:r>
-        <w:rPr>
-          <w:highlight w:val="none"/>
-          <w14:ligatures w14:val="none"/>
-        </w:rPr>
+        <w:t xml:space="preserve">The comparison table can also scroll sideways on smaller screens. I used overflow-x: auto and a min-width so the columns do not get squeezed together and become hard to read.</w:t>
+      </w:r>
+      <w:r/>
+      <w:r/>
+    </w:p>
+    <w:p>
+      <w:pPr>
+        <w:pBdr/>
+        <w:spacing/>
+        <w:ind/>
+        <w:rPr/>
+      </w:pPr>
+      <w:r/>
+      <w:r/>
+      <w:r>
+        <w:t xml:space="preserve">Compared to 5.2C, I also added some more accessibility changes. I used aria-labelledby to connect each &lt;section&gt; with its heading.</w:t>
+      </w:r>
+      <w:r>
+        <w:t xml:space="preserve"> </w:t>
+      </w:r>
+      <w:r>
+        <w:t xml:space="preserve">I added a skip link so keyboard users can skip the header and go straight to the main content.</w:t>
+      </w:r>
+      <w:r>
+        <w:t xml:space="preserve"> </w:t>
+      </w:r>
+      <w:r>
+        <w:t xml:space="preserve">I also added a prefers-reduced-motion rule for the navigation animation, so users who do not like too much movement can have a better experience – allowing for more accessibility.</w:t>
+      </w:r>
+      <w:r/>
+      <w:r/>
+    </w:p>
+    <w:p>
+      <w:pPr>
+        <w:pBdr/>
+        <w:spacing/>
+        <w:ind/>
+        <w:rPr/>
+      </w:pPr>
+      <w:r/>
+      <w:r/>
+      <w:r>
+        <w:t xml:space="preserve">One thing I had to choose between was the note field.</w:t>
+      </w:r>
+      <w:r>
+        <w:t xml:space="preserve"> </w:t>
+      </w:r>
+      <w:r>
+        <w:t xml:space="preserve">Using only a placeholder looked a bit cleaner, especially on mobile, but it was not as easy to understand after the user starts typing.</w:t>
+      </w:r>
+      <w:r>
+        <w:t xml:space="preserve"> </w:t>
+      </w:r>
+      <w:r>
+        <w:t xml:space="preserve">Because Madison needs things to be more clear and readable, I decided to keep the visible label even though it takes a little bit more space.</w:t>
+      </w:r>
+      <w:r/>
+      <w:r/>
+      <w:r/>
+      <w:r/>
+      <w:r/>
+      <w:r/>
+    </w:p>
+    <w:p>
+      <w:pPr>
+        <w:pBdr/>
+        <w:spacing/>
+        <w:ind/>
+        <w:rPr/>
+      </w:pPr>
+      <w:r/>
+      <w:r>
+        <w:t xml:space="preserve">Screenshots of all the three pages can be found from the next page onwards. </w:t>
       </w:r>
       <w:r/>
     </w:p>
@@ -228,305 +283,69 @@
         <w:ind/>
         <w:rPr/>
       </w:pPr>
-      <w:r>
-        <w:rPr>
-          <w:highlight w:val="none"/>
-          <w14:ligatures w14:val="none"/>
-        </w:rPr>
-      </w:r>
-      <w:r>
-        <w:rPr>
-          <w:highlight w:val="none"/>
-          <w14:ligatures w14:val="none"/>
-        </w:rPr>
-        <w:t xml:space="preserve">On sm</w:t>
-      </w:r>
-      <w:r>
-        <w:rPr>
-          <w:highlight w:val="none"/>
-          <w14:ligatures w14:val="none"/>
-        </w:rPr>
-        <w:t xml:space="preserve">aller screens, the table can be scrolled sideways instead of squeezing all the columns together. The table keeps a minimum width so the content stays readable and does not wrap awkwardly. The intro text and the caption also make it clear that users can scr</w:t>
-      </w:r>
-      <w:r>
-        <w:rPr>
-          <w:highlight w:val="none"/>
-          <w14:ligatures w14:val="none"/>
-        </w:rPr>
-        <w:t xml:space="preserve">oll or swipe across the table to view the remaining columns.</w:t>
-      </w:r>
-      <w:r>
-        <w:rPr>
-          <w:highlight w:val="none"/>
-          <w14:ligatures w14:val="none"/>
-        </w:rPr>
-      </w:r>
+      <w:r/>
+      <w:r/>
       <w:r/>
     </w:p>
     <w:p>
       <w:pPr>
-        <w:pStyle w:val="833"/>
-        <w:pBdr/>
-        <w:spacing/>
-        <w:ind/>
-        <w:rPr>
-          <w:highlight w:val="none"/>
-          <w14:ligatures w14:val="none"/>
-        </w:rPr>
-      </w:pPr>
-      <w:r>
-        <w:rPr>
-          <w:highlight w:val="none"/>
-          <w14:ligatures w14:val="none"/>
-        </w:rPr>
-        <w:t xml:space="preserve">All Changes</w:t>
-      </w:r>
-      <w:r>
-        <w:rPr>
-          <w:highlight w:val="none"/>
-          <w14:ligatures w14:val="none"/>
-        </w:rPr>
-      </w:r>
-      <w:r>
-        <w:rPr>
-          <w:highlight w:val="none"/>
-          <w14:ligatures w14:val="none"/>
-        </w:rPr>
-      </w:r>
-    </w:p>
-    <w:p>
-      <w:pPr>
-        <w:pBdr/>
-        <w:spacing/>
-        <w:ind/>
-        <w:rPr>
-          <w:highlight w:val="none"/>
-          <w14:ligatures w14:val="none"/>
-        </w:rPr>
-      </w:pPr>
-      <w:r>
-        <w:rPr>
-          <w:highlight w:val="none"/>
-          <w14:ligatures w14:val="none"/>
-        </w:rPr>
-        <w:t xml:space="preserve">Changes: </w:t>
-      </w:r>
-      <w:r>
-        <w:rPr>
-          <w:highlight w:val="none"/>
-          <w14:ligatures w14:val="none"/>
-        </w:rPr>
-      </w:r>
-    </w:p>
-    <w:p>
-      <w:pPr>
-        <w:pStyle w:val="894"/>
-        <w:numPr>
-          <w:ilvl w:val="0"/>
-          <w:numId w:val="2"/>
-        </w:numPr>
         <w:pBdr/>
         <w:spacing/>
         <w:ind/>
         <w:rPr/>
       </w:pPr>
-      <w:r>
-        <w:rPr>
-          <w:highlight w:val="none"/>
-          <w14:ligatures w14:val="none"/>
-        </w:rPr>
-      </w:r>
-      <w:r>
-        <w:rPr>
-          <w:highlight w:val="none"/>
-          <w14:ligatures w14:val="none"/>
-        </w:rPr>
-        <w:t xml:space="preserve">In 5.1P, the navigation was always expanded. In this version, I added a collapsible hamburger menu so the navigation works better on smaller screens.</w:t>
-      </w:r>
-      <w:r>
-        <w:rPr>
-          <w:highlight w:val="none"/>
-          <w14:ligatures w14:val="none"/>
-        </w:rPr>
-      </w:r>
+      <w:r/>
+      <w:r/>
       <w:r/>
     </w:p>
     <w:p>
       <w:pPr>
-        <w:pStyle w:val="894"/>
-        <w:numPr>
-          <w:ilvl w:val="0"/>
-          <w:numId w:val="2"/>
-        </w:numPr>
         <w:pBdr/>
         <w:spacing/>
         <w:ind/>
         <w:rPr/>
       </w:pPr>
-      <w:r>
-        <w:rPr>
-          <w:highlight w:val="none"/>
-          <w14:ligatures w14:val="none"/>
-        </w:rPr>
-      </w:r>
-      <w:r>
-        <w:rPr>
-          <w:highlight w:val="none"/>
-          <w14:ligatures w14:val="none"/>
-        </w:rPr>
-        <w:t xml:space="preserve">5.1P only used one breakpoint. I added another breakpoint at 64rem to make some extra layout adjustments for wider desktop screens.</w:t>
-      </w:r>
-      <w:r>
-        <w:rPr>
-          <w:highlight w:val="none"/>
-          <w14:ligatures w14:val="none"/>
-        </w:rPr>
-      </w:r>
+      <w:r/>
+      <w:r/>
       <w:r/>
     </w:p>
     <w:p>
       <w:pPr>
-        <w:pStyle w:val="894"/>
-        <w:numPr>
-          <w:ilvl w:val="0"/>
-          <w:numId w:val="2"/>
-        </w:numPr>
         <w:pBdr/>
         <w:spacing/>
         <w:ind/>
         <w:rPr/>
       </w:pPr>
-      <w:r>
-        <w:rPr>
-          <w:highlight w:val="none"/>
-          <w14:ligatures w14:val="none"/>
-        </w:rPr>
-      </w:r>
-      <w:r>
-        <w:rPr>
-          <w:highlight w:val="none"/>
-          <w14:ligatures w14:val="none"/>
-        </w:rPr>
-        <w:t xml:space="preserve">I added a responsive comparison table that can scroll horizontally on smaller screens, so the columns stay readable instead of getting squeezed together.</w:t>
-      </w:r>
-      <w:r>
-        <w:rPr>
-          <w:highlight w:val="none"/>
-          <w14:ligatures w14:val="none"/>
-        </w:rPr>
-      </w:r>
+      <w:r/>
+      <w:r/>
       <w:r/>
     </w:p>
     <w:p>
       <w:pPr>
-        <w:pStyle w:val="894"/>
-        <w:numPr>
-          <w:ilvl w:val="0"/>
-          <w:numId w:val="2"/>
-        </w:numPr>
         <w:pBdr/>
         <w:spacing/>
         <w:ind/>
         <w:rPr/>
       </w:pPr>
-      <w:r>
-        <w:rPr>
-          <w:highlight w:val="none"/>
-          <w14:ligatures w14:val="none"/>
-        </w:rPr>
-      </w:r>
-      <w:r>
-        <w:rPr>
-          <w:highlight w:val="none"/>
-          <w14:ligatures w14:val="none"/>
-        </w:rPr>
-        <w:t xml:space="preserve">I changed the heading sizes to use clamp() and vw, allowing them to scale more smoothly depending on the screen size.</w:t>
-      </w:r>
-      <w:r>
-        <w:rPr>
-          <w:highlight w:val="none"/>
-          <w14:ligatures w14:val="none"/>
-        </w:rPr>
-      </w:r>
+      <w:r/>
+      <w:r/>
       <w:r/>
     </w:p>
     <w:p>
       <w:pPr>
-        <w:pStyle w:val="894"/>
-        <w:numPr>
-          <w:ilvl w:val="0"/>
-          <w:numId w:val="2"/>
-        </w:numPr>
         <w:pBdr/>
         <w:spacing/>
         <w:ind/>
         <w:rPr/>
       </w:pPr>
-      <w:r>
-        <w:rPr>
-          <w:highlight w:val="none"/>
-          <w14:ligatures w14:val="none"/>
-        </w:rPr>
-      </w:r>
-      <w:r>
-        <w:rPr>
-          <w:highlight w:val="none"/>
-          <w14:ligatures w14:val="none"/>
-        </w:rPr>
-        <w:t xml:space="preserve">I also added more comments throughout the CSS to explain what each section does and why the different responsive techniques are being used.</w:t>
-      </w:r>
-      <w:r>
-        <w:rPr>
-          <w:highlight w:val="none"/>
-          <w14:ligatures w14:val="none"/>
-        </w:rPr>
-      </w:r>
       <w:r/>
-    </w:p>
-    <w:p>
-      <w:pPr>
-        <w:pBdr/>
-        <w:spacing/>
-        <w:ind/>
-        <w:rPr>
-          <w:highlight w:val="none"/>
-        </w:rPr>
-      </w:pPr>
-      <w:r>
-        <w:rPr>
-          <w:highlight w:val="none"/>
-        </w:rPr>
-        <w:t xml:space="preserve">Updated navigation bar:</w:t>
-      </w:r>
-      <w:r/>
-    </w:p>
-    <w:p>
-      <w:pPr>
-        <w:pBdr/>
-        <w:spacing/>
-        <w:ind/>
-        <w:rPr/>
-      </w:pPr>
-      <w:r>
-        <w:rPr>
-          <w:highlight w:val="none"/>
-        </w:rPr>
-      </w:r>
       <w:r>
         <mc:AlternateContent>
           <mc:Choice Requires="wpg">
             <w:drawing>
-              <wp:anchor xmlns:wp="http://schemas.openxmlformats.org/drawingml/2006/wordprocessingDrawing" xmlns:wp14="http://schemas.microsoft.com/office/word/2010/wordprocessingDrawing" distT="0" distB="0" distL="115200" distR="115200" simplePos="0" relativeHeight="3072" behindDoc="1" locked="0" layoutInCell="1" allowOverlap="1">
-                <wp:simplePos x="0" y="0"/>
-                <wp:positionH relativeFrom="column">
-                  <wp:posOffset>3495675</wp:posOffset>
-                </wp:positionH>
-                <wp:positionV relativeFrom="paragraph">
-                  <wp:posOffset>0</wp:posOffset>
-                </wp:positionV>
-                <wp:extent cx="2942862" cy="1618996"/>
+              <wp:inline xmlns:wp="http://schemas.openxmlformats.org/drawingml/2006/wordprocessingDrawing" distT="0" distB="0" distL="0" distR="0">
+                <wp:extent cx="6456392" cy="4689233"/>
                 <wp:effectExtent l="0" t="0" r="0" b="0"/>
-                <wp:wrapNone/>
                 <wp:docPr id="1" name=""/>
                 <wp:cNvGraphicFramePr>
                   <a:graphicFrameLocks xmlns:a="http://schemas.openxmlformats.org/drawingml/2006/main" noChangeAspect="1"/>
@@ -535,7 +354,7 @@
                   <a:graphicData uri="http://schemas.openxmlformats.org/drawingml/2006/picture">
                     <pic:pic xmlns:pic="http://schemas.openxmlformats.org/drawingml/2006/picture">
                       <pic:nvPicPr>
-                        <pic:cNvPr id="1822063066" name=""/>
+                        <pic:cNvPr id="1356057946" name=""/>
                         <pic:cNvPicPr>
                           <a:picLocks noChangeAspect="1"/>
                         </pic:cNvPicPr>
@@ -548,7 +367,464 @@
                       <pic:spPr bwMode="auto">
                         <a:xfrm flipH="0" flipV="0">
                           <a:off x="0" y="0"/>
-                          <a:ext cx="2942862" cy="1618995"/>
+                          <a:ext cx="6456391" cy="4689232"/>
+                        </a:xfrm>
+                        <a:prstGeom prst="rect">
+                          <a:avLst/>
+                        </a:prstGeom>
+                      </pic:spPr>
+                    </pic:pic>
+                  </a:graphicData>
+                </a:graphic>
+              </wp:inline>
+            </w:drawing>
+          </mc:Choice>
+          <mc:Fallback>
+            <w:pict>
+              <v:shapetype id="_x0000_t75" coordsize="21600,21600" o:spt="75" o:preferrelative="t" path="m@4@5l@4@11@9@11@9@5xe" filled="f" stroked="f">
+                <v:stroke joinstyle="miter"/>
+                <v:formulas>
+                  <v:f eqn="if lineDrawn pixelLineWidth 0"/>
+                  <v:f eqn="sum @0 1 0"/>
+                  <v:f eqn="sum 0 0 @1"/>
+                  <v:f eqn="prod @2 1 2"/>
+                  <v:f eqn="prod @3 21600 pixelWidth"/>
+                  <v:f eqn="prod @3 21600 pixelHeight"/>
+                  <v:f eqn="sum @0 0 1"/>
+                  <v:f eqn="prod @6 1 2"/>
+                  <v:f eqn="prod @7 21600 pixelWidth"/>
+                  <v:f eqn="sum @8 21600 0"/>
+                  <v:f eqn="prod @7 21600 pixelHeight"/>
+                  <v:f eqn="sum @10 21600 0"/>
+                </v:formulas>
+                <v:path o:extrusionok="f" gradientshapeok="t" o:connecttype="rect"/>
+                <o:lock v:ext="edit" aspectratio="t"/>
+              </v:shapetype>
+              <v:shape id="_x0000_i0" o:spid="_x0000_s0" type="#_x0000_t75" style="width:508.38pt;height:369.23pt;mso-wrap-distance-left:0.00pt;mso-wrap-distance-top:0.00pt;mso-wrap-distance-right:0.00pt;mso-wrap-distance-bottom:0.00pt;z-index:1;" stroked="false">
+                <v:imagedata r:id="rId9" o:title=""/>
+                <o:lock v:ext="edit" rotation="t"/>
+              </v:shape>
+            </w:pict>
+          </mc:Fallback>
+        </mc:AlternateContent>
+      </w:r>
+      <w:r/>
+    </w:p>
+    <w:p>
+      <w:pPr>
+        <w:pBdr/>
+        <w:spacing/>
+        <w:ind/>
+        <w:rPr/>
+      </w:pPr>
+      <w:r/>
+      <w:r>
+        <mc:AlternateContent>
+          <mc:Choice Requires="wpg">
+            <w:drawing>
+              <wp:inline xmlns:wp="http://schemas.openxmlformats.org/drawingml/2006/wordprocessingDrawing" distT="0" distB="0" distL="0" distR="0">
+                <wp:extent cx="6456392" cy="3876618"/>
+                <wp:effectExtent l="0" t="0" r="0" b="0"/>
+                <wp:docPr id="2" name=""/>
+                <wp:cNvGraphicFramePr>
+                  <a:graphicFrameLocks xmlns:a="http://schemas.openxmlformats.org/drawingml/2006/main" noChangeAspect="1"/>
+                </wp:cNvGraphicFramePr>
+                <a:graphic xmlns:a="http://schemas.openxmlformats.org/drawingml/2006/main">
+                  <a:graphicData uri="http://schemas.openxmlformats.org/drawingml/2006/picture">
+                    <pic:pic xmlns:pic="http://schemas.openxmlformats.org/drawingml/2006/picture">
+                      <pic:nvPicPr>
+                        <pic:cNvPr id="322988208" name=""/>
+                        <pic:cNvPicPr>
+                          <a:picLocks noChangeAspect="1"/>
+                        </pic:cNvPicPr>
+                        <pic:nvPr/>
+                      </pic:nvPicPr>
+                      <pic:blipFill rotWithShape="1">
+                        <a:blip r:embed="rId10"/>
+                        <a:stretch/>
+                      </pic:blipFill>
+                      <pic:spPr bwMode="auto">
+                        <a:xfrm flipH="0" flipV="0">
+                          <a:off x="0" y="0"/>
+                          <a:ext cx="6456391" cy="3876617"/>
+                        </a:xfrm>
+                        <a:prstGeom prst="rect">
+                          <a:avLst/>
+                        </a:prstGeom>
+                      </pic:spPr>
+                    </pic:pic>
+                  </a:graphicData>
+                </a:graphic>
+              </wp:inline>
+            </w:drawing>
+          </mc:Choice>
+          <mc:Fallback>
+            <w:pict>
+              <v:shapetype id="_x0000_t75" coordsize="21600,21600" o:spt="75" o:preferrelative="t" path="m@4@5l@4@11@9@11@9@5xe" filled="f" stroked="f">
+                <v:stroke joinstyle="miter"/>
+                <v:formulas>
+                  <v:f eqn="if lineDrawn pixelLineWidth 0"/>
+                  <v:f eqn="sum @0 1 0"/>
+                  <v:f eqn="sum 0 0 @1"/>
+                  <v:f eqn="prod @2 1 2"/>
+                  <v:f eqn="prod @3 21600 pixelWidth"/>
+                  <v:f eqn="prod @3 21600 pixelHeight"/>
+                  <v:f eqn="sum @0 0 1"/>
+                  <v:f eqn="prod @6 1 2"/>
+                  <v:f eqn="prod @7 21600 pixelWidth"/>
+                  <v:f eqn="sum @8 21600 0"/>
+                  <v:f eqn="prod @7 21600 pixelHeight"/>
+                  <v:f eqn="sum @10 21600 0"/>
+                </v:formulas>
+                <v:path o:extrusionok="f" gradientshapeok="t" o:connecttype="rect"/>
+                <o:lock v:ext="edit" aspectratio="t"/>
+              </v:shapetype>
+              <v:shape id="_x0000_i1" o:spid="_x0000_s1" type="#_x0000_t75" style="width:508.38pt;height:305.25pt;mso-wrap-distance-left:0.00pt;mso-wrap-distance-top:0.00pt;mso-wrap-distance-right:0.00pt;mso-wrap-distance-bottom:0.00pt;z-index:1;" stroked="false">
+                <v:imagedata r:id="rId10" o:title=""/>
+                <o:lock v:ext="edit" rotation="t"/>
+              </v:shape>
+            </w:pict>
+          </mc:Fallback>
+        </mc:AlternateContent>
+      </w:r>
+      <w:r/>
+    </w:p>
+    <w:p>
+      <w:pPr>
+        <w:pBdr/>
+        <w:spacing/>
+        <w:ind/>
+        <w:rPr/>
+      </w:pPr>
+      <w:r/>
+      <w:r/>
+      <w:r/>
+    </w:p>
+    <w:p>
+      <w:pPr>
+        <w:pBdr/>
+        <w:spacing/>
+        <w:ind/>
+        <w:rPr/>
+      </w:pPr>
+      <w:r/>
+      <w:r/>
+      <w:r/>
+    </w:p>
+    <w:p>
+      <w:pPr>
+        <w:pBdr/>
+        <w:spacing/>
+        <w:ind/>
+        <w:rPr/>
+      </w:pPr>
+      <w:r/>
+      <w:r>
+        <mc:AlternateContent>
+          <mc:Choice Requires="wpg">
+            <w:drawing>
+              <wp:inline xmlns:wp="http://schemas.openxmlformats.org/drawingml/2006/wordprocessingDrawing" distT="0" distB="0" distL="0" distR="0">
+                <wp:extent cx="6858000" cy="5105071"/>
+                <wp:effectExtent l="0" t="0" r="0" b="0"/>
+                <wp:docPr id="3" name=""/>
+                <wp:cNvGraphicFramePr>
+                  <a:graphicFrameLocks xmlns:a="http://schemas.openxmlformats.org/drawingml/2006/main" noChangeAspect="1"/>
+                </wp:cNvGraphicFramePr>
+                <a:graphic xmlns:a="http://schemas.openxmlformats.org/drawingml/2006/main">
+                  <a:graphicData uri="http://schemas.openxmlformats.org/drawingml/2006/picture">
+                    <pic:pic xmlns:pic="http://schemas.openxmlformats.org/drawingml/2006/picture">
+                      <pic:nvPicPr>
+                        <pic:cNvPr id="1690867988" name=""/>
+                        <pic:cNvPicPr>
+                          <a:picLocks noChangeAspect="1"/>
+                        </pic:cNvPicPr>
+                        <pic:nvPr/>
+                      </pic:nvPicPr>
+                      <pic:blipFill rotWithShape="1">
+                        <a:blip r:embed="rId11"/>
+                        <a:stretch/>
+                      </pic:blipFill>
+                      <pic:spPr bwMode="auto">
+                        <a:xfrm>
+                          <a:off x="0" y="0"/>
+                          <a:ext cx="6858000" cy="5105071"/>
+                        </a:xfrm>
+                        <a:prstGeom prst="rect">
+                          <a:avLst/>
+                        </a:prstGeom>
+                      </pic:spPr>
+                    </pic:pic>
+                  </a:graphicData>
+                </a:graphic>
+              </wp:inline>
+            </w:drawing>
+          </mc:Choice>
+          <mc:Fallback>
+            <w:pict>
+              <v:shapetype id="_x0000_t75" coordsize="21600,21600" o:spt="75" o:preferrelative="t" path="m@4@5l@4@11@9@11@9@5xe" filled="f" stroked="f">
+                <v:stroke joinstyle="miter"/>
+                <v:formulas>
+                  <v:f eqn="if lineDrawn pixelLineWidth 0"/>
+                  <v:f eqn="sum @0 1 0"/>
+                  <v:f eqn="sum 0 0 @1"/>
+                  <v:f eqn="prod @2 1 2"/>
+                  <v:f eqn="prod @3 21600 pixelWidth"/>
+                  <v:f eqn="prod @3 21600 pixelHeight"/>
+                  <v:f eqn="sum @0 0 1"/>
+                  <v:f eqn="prod @6 1 2"/>
+                  <v:f eqn="prod @7 21600 pixelWidth"/>
+                  <v:f eqn="sum @8 21600 0"/>
+                  <v:f eqn="prod @7 21600 pixelHeight"/>
+                  <v:f eqn="sum @10 21600 0"/>
+                </v:formulas>
+                <v:path o:extrusionok="f" gradientshapeok="t" o:connecttype="rect"/>
+                <o:lock v:ext="edit" aspectratio="t"/>
+              </v:shapetype>
+              <v:shape id="_x0000_i2" o:spid="_x0000_s2" type="#_x0000_t75" style="width:540.00pt;height:401.97pt;mso-wrap-distance-left:0.00pt;mso-wrap-distance-top:0.00pt;mso-wrap-distance-right:0.00pt;mso-wrap-distance-bottom:0.00pt;z-index:1;" stroked="false">
+                <v:imagedata r:id="rId11" o:title=""/>
+                <o:lock v:ext="edit" rotation="t"/>
+              </v:shape>
+            </w:pict>
+          </mc:Fallback>
+        </mc:AlternateContent>
+      </w:r>
+      <w:r/>
+    </w:p>
+    <w:p>
+      <w:pPr>
+        <w:pBdr/>
+        <w:spacing/>
+        <w:ind/>
+        <w:rPr/>
+      </w:pPr>
+      <w:r/>
+      <w:r/>
+      <w:r/>
+    </w:p>
+    <w:p>
+      <w:pPr>
+        <w:pBdr/>
+        <w:spacing/>
+        <w:ind/>
+        <w:rPr/>
+      </w:pPr>
+      <w:r/>
+      <w:r/>
+      <w:r/>
+    </w:p>
+    <w:p>
+      <w:pPr>
+        <w:pBdr/>
+        <w:spacing/>
+        <w:ind/>
+        <w:rPr/>
+      </w:pPr>
+      <w:r/>
+      <w:r/>
+      <w:r/>
+    </w:p>
+    <w:p>
+      <w:pPr>
+        <w:pBdr/>
+        <w:spacing/>
+        <w:ind/>
+        <w:rPr/>
+      </w:pPr>
+      <w:r/>
+      <w:r/>
+      <w:r/>
+    </w:p>
+    <w:p>
+      <w:pPr>
+        <w:pBdr/>
+        <w:spacing/>
+        <w:ind/>
+        <w:rPr/>
+      </w:pPr>
+      <w:r/>
+      <w:r/>
+      <w:r/>
+    </w:p>
+    <w:p>
+      <w:pPr>
+        <w:pBdr/>
+        <w:spacing/>
+        <w:ind/>
+        <w:rPr/>
+      </w:pPr>
+      <w:r/>
+      <w:r/>
+      <w:r/>
+    </w:p>
+    <w:p>
+      <w:pPr>
+        <w:pBdr/>
+        <w:spacing/>
+        <w:ind/>
+        <w:rPr/>
+      </w:pPr>
+      <w:r/>
+      <w:r/>
+      <w:r/>
+    </w:p>
+    <w:p>
+      <w:pPr>
+        <w:pBdr/>
+        <w:spacing/>
+        <w:ind/>
+        <w:rPr/>
+      </w:pPr>
+      <w:r/>
+      <w:r/>
+      <w:r/>
+    </w:p>
+    <w:p>
+      <w:pPr>
+        <w:pBdr/>
+        <w:spacing/>
+        <w:ind/>
+        <w:rPr/>
+      </w:pPr>
+      <w:r/>
+      <w:r/>
+      <w:r/>
+    </w:p>
+    <w:p>
+      <w:pPr>
+        <w:pBdr/>
+        <w:spacing/>
+        <w:ind/>
+        <w:rPr/>
+      </w:pPr>
+      <w:r/>
+      <w:r/>
+      <w:r/>
+    </w:p>
+    <w:p>
+      <w:pPr>
+        <w:pBdr/>
+        <w:spacing/>
+        <w:ind/>
+        <w:rPr/>
+      </w:pPr>
+      <w:r/>
+      <w:r/>
+      <w:r/>
+    </w:p>
+    <w:p>
+      <w:pPr>
+        <w:pBdr/>
+        <w:spacing/>
+        <w:ind/>
+        <w:rPr/>
+      </w:pPr>
+      <w:r/>
+      <w:r>
+        <mc:AlternateContent>
+          <mc:Choice Requires="wpg">
+            <w:drawing>
+              <wp:inline xmlns:wp="http://schemas.openxmlformats.org/drawingml/2006/wordprocessingDrawing" distT="0" distB="0" distL="0" distR="0">
+                <wp:extent cx="1183050" cy="9066763"/>
+                <wp:effectExtent l="0" t="0" r="0" b="0"/>
+                <wp:docPr id="4" name=""/>
+                <wp:cNvGraphicFramePr>
+                  <a:graphicFrameLocks xmlns:a="http://schemas.openxmlformats.org/drawingml/2006/main" noChangeAspect="1"/>
+                </wp:cNvGraphicFramePr>
+                <a:graphic xmlns:a="http://schemas.openxmlformats.org/drawingml/2006/main">
+                  <a:graphicData uri="http://schemas.openxmlformats.org/drawingml/2006/picture">
+                    <pic:pic xmlns:pic="http://schemas.openxmlformats.org/drawingml/2006/picture">
+                      <pic:nvPicPr>
+                        <pic:cNvPr id="83573472" name=""/>
+                        <pic:cNvPicPr>
+                          <a:picLocks noChangeAspect="1"/>
+                        </pic:cNvPicPr>
+                        <pic:nvPr/>
+                      </pic:nvPicPr>
+                      <pic:blipFill rotWithShape="1">
+                        <a:blip r:embed="rId12"/>
+                        <a:stretch/>
+                      </pic:blipFill>
+                      <pic:spPr bwMode="auto">
+                        <a:xfrm flipH="0" flipV="0">
+                          <a:off x="0" y="0"/>
+                          <a:ext cx="1183049" cy="9066763"/>
+                        </a:xfrm>
+                        <a:prstGeom prst="rect">
+                          <a:avLst/>
+                        </a:prstGeom>
+                      </pic:spPr>
+                    </pic:pic>
+                  </a:graphicData>
+                </a:graphic>
+              </wp:inline>
+            </w:drawing>
+          </mc:Choice>
+          <mc:Fallback>
+            <w:pict>
+              <v:shapetype id="_x0000_t75" coordsize="21600,21600" o:spt="75" o:preferrelative="t" path="m@4@5l@4@11@9@11@9@5xe" filled="f" stroked="f">
+                <v:stroke joinstyle="miter"/>
+                <v:formulas>
+                  <v:f eqn="if lineDrawn pixelLineWidth 0"/>
+                  <v:f eqn="sum @0 1 0"/>
+                  <v:f eqn="sum 0 0 @1"/>
+                  <v:f eqn="prod @2 1 2"/>
+                  <v:f eqn="prod @3 21600 pixelWidth"/>
+                  <v:f eqn="prod @3 21600 pixelHeight"/>
+                  <v:f eqn="sum @0 0 1"/>
+                  <v:f eqn="prod @6 1 2"/>
+                  <v:f eqn="prod @7 21600 pixelWidth"/>
+                  <v:f eqn="sum @8 21600 0"/>
+                  <v:f eqn="prod @7 21600 pixelHeight"/>
+                  <v:f eqn="sum @10 21600 0"/>
+                </v:formulas>
+                <v:path o:extrusionok="f" gradientshapeok="t" o:connecttype="rect"/>
+                <o:lock v:ext="edit" aspectratio="t"/>
+              </v:shapetype>
+              <v:shape id="_x0000_i3" o:spid="_x0000_s3" type="#_x0000_t75" style="width:93.15pt;height:713.92pt;mso-wrap-distance-left:0.00pt;mso-wrap-distance-top:0.00pt;mso-wrap-distance-right:0.00pt;mso-wrap-distance-bottom:0.00pt;z-index:1;" stroked="false">
+                <v:imagedata r:id="rId12" o:title=""/>
+                <o:lock v:ext="edit" rotation="t"/>
+              </v:shape>
+            </w:pict>
+          </mc:Fallback>
+        </mc:AlternateContent>
+      </w:r>
+      <w:r>
+        <mc:AlternateContent>
+          <mc:Choice Requires="wpg">
+            <w:drawing>
+              <wp:anchor xmlns:wp="http://schemas.openxmlformats.org/drawingml/2006/wordprocessingDrawing" xmlns:wp14="http://schemas.microsoft.com/office/word/2010/wordprocessingDrawing" distT="0" distB="0" distL="115200" distR="115200" simplePos="0" relativeHeight="15360" behindDoc="1" locked="0" layoutInCell="1" allowOverlap="1">
+                <wp:simplePos x="0" y="0"/>
+                <wp:positionH relativeFrom="column">
+                  <wp:posOffset>1409700</wp:posOffset>
+                </wp:positionH>
+                <wp:positionV relativeFrom="paragraph">
+                  <wp:posOffset>0</wp:posOffset>
+                </wp:positionV>
+                <wp:extent cx="1551347" cy="9066763"/>
+                <wp:effectExtent l="0" t="0" r="0" b="0"/>
+                <wp:wrapNone/>
+                <wp:docPr id="5" name=""/>
+                <wp:cNvGraphicFramePr>
+                  <a:graphicFrameLocks xmlns:a="http://schemas.openxmlformats.org/drawingml/2006/main" noChangeAspect="1"/>
+                </wp:cNvGraphicFramePr>
+                <a:graphic xmlns:a="http://schemas.openxmlformats.org/drawingml/2006/main">
+                  <a:graphicData uri="http://schemas.openxmlformats.org/drawingml/2006/picture">
+                    <pic:pic xmlns:pic="http://schemas.openxmlformats.org/drawingml/2006/picture">
+                      <pic:nvPicPr>
+                        <pic:cNvPr id="1643875780" name=""/>
+                        <pic:cNvPicPr>
+                          <a:picLocks noChangeAspect="1"/>
+                        </pic:cNvPicPr>
+                        <pic:nvPr/>
+                      </pic:nvPicPr>
+                      <pic:blipFill rotWithShape="1">
+                        <a:blip r:embed="rId13"/>
+                        <a:stretch/>
+                      </pic:blipFill>
+                      <pic:spPr bwMode="auto">
+                        <a:xfrm flipH="0" flipV="0">
+                          <a:off x="0" y="0"/>
+                          <a:ext cx="1551347" cy="9066763"/>
                         </a:xfrm>
                         <a:prstGeom prst="rect">
                           <a:avLst/>
@@ -581,8 +857,8 @@
                 <v:path o:extrusionok="f" gradientshapeok="t" o:connecttype="rect"/>
                 <o:lock v:ext="edit" aspectratio="t"/>
               </v:shapetype>
-              <v:shape id="_x0000_i0" o:spid="_x0000_s0" type="#_x0000_t75" style="position:absolute;z-index:-3072;o:allowoverlap:true;o:allowincell:true;mso-position-horizontal-relative:text;margin-left:275.25pt;mso-position-horizontal:absolute;mso-position-vertical-relative:text;margin-top:0.00pt;mso-position-vertical:absolute;width:231.72pt;height:127.48pt;mso-wrap-distance-left:9.07pt;mso-wrap-distance-top:0.00pt;mso-wrap-distance-right:9.07pt;mso-wrap-distance-bottom:0.00pt;z-index:1;" stroked="false">
-                <v:imagedata r:id="rId9" o:title=""/>
+              <v:shape id="_x0000_i4" o:spid="_x0000_s4" type="#_x0000_t75" style="position:absolute;z-index:-15360;o:allowoverlap:true;o:allowincell:true;mso-position-horizontal-relative:text;margin-left:111.00pt;mso-position-horizontal:absolute;mso-position-vertical-relative:text;margin-top:0.00pt;mso-position-vertical:absolute;width:122.15pt;height:713.92pt;mso-wrap-distance-left:9.07pt;mso-wrap-distance-top:0.00pt;mso-wrap-distance-right:9.07pt;mso-wrap-distance-bottom:0.00pt;z-index:1;" stroked="false">
+                <v:imagedata r:id="rId13" o:title=""/>
                 <o:lock v:ext="edit" rotation="t"/>
               </v:shape>
             </w:pict>
@@ -590,31 +866,21 @@
         </mc:AlternateContent>
       </w:r>
       <w:r>
-        <w:rPr>
-          <w:highlight w:val="none"/>
-        </w:rPr>
-      </w:r>
-      <w:r>
-        <w:rPr>
-          <w:highlight w:val="none"/>
-        </w:rPr>
-      </w:r>
-      <w:r>
         <mc:AlternateContent>
           <mc:Choice Requires="wpg">
             <w:drawing>
-              <wp:anchor xmlns:wp="http://schemas.openxmlformats.org/drawingml/2006/wordprocessingDrawing" xmlns:wp14="http://schemas.microsoft.com/office/word/2010/wordprocessingDrawing" distT="0" distB="0" distL="115200" distR="115200" simplePos="0" relativeHeight="2048" behindDoc="1" locked="0" layoutInCell="1" allowOverlap="1">
+              <wp:anchor xmlns:wp="http://schemas.openxmlformats.org/drawingml/2006/wordprocessingDrawing" xmlns:wp14="http://schemas.microsoft.com/office/word/2010/wordprocessingDrawing" distT="0" distB="0" distL="115200" distR="115200" simplePos="0" relativeHeight="18432" behindDoc="1" locked="0" layoutInCell="1" allowOverlap="1">
                 <wp:simplePos x="0" y="0"/>
                 <wp:positionH relativeFrom="column">
-                  <wp:posOffset>458947</wp:posOffset>
+                  <wp:posOffset>3190875</wp:posOffset>
                 </wp:positionH>
                 <wp:positionV relativeFrom="paragraph">
                   <wp:posOffset>0</wp:posOffset>
                 </wp:positionV>
-                <wp:extent cx="2893852" cy="866521"/>
+                <wp:extent cx="1189517" cy="9066763"/>
                 <wp:effectExtent l="0" t="0" r="0" b="0"/>
                 <wp:wrapNone/>
-                <wp:docPr id="2" name=""/>
+                <wp:docPr id="6" name=""/>
                 <wp:cNvGraphicFramePr>
                   <a:graphicFrameLocks xmlns:a="http://schemas.openxmlformats.org/drawingml/2006/main" noChangeAspect="1"/>
                 </wp:cNvGraphicFramePr>
@@ -622,20 +888,20 @@
                   <a:graphicData uri="http://schemas.openxmlformats.org/drawingml/2006/picture">
                     <pic:pic xmlns:pic="http://schemas.openxmlformats.org/drawingml/2006/picture">
                       <pic:nvPicPr>
-                        <pic:cNvPr id="1679638635" name=""/>
+                        <pic:cNvPr id="857703275" name=""/>
                         <pic:cNvPicPr>
                           <a:picLocks noChangeAspect="1"/>
                         </pic:cNvPicPr>
                         <pic:nvPr/>
                       </pic:nvPicPr>
                       <pic:blipFill rotWithShape="1">
-                        <a:blip r:embed="rId10"/>
+                        <a:blip r:embed="rId14"/>
                         <a:stretch/>
                       </pic:blipFill>
                       <pic:spPr bwMode="auto">
                         <a:xfrm flipH="0" flipV="0">
                           <a:off x="0" y="0"/>
-                          <a:ext cx="2893852" cy="866520"/>
+                          <a:ext cx="1189517" cy="9066763"/>
                         </a:xfrm>
                         <a:prstGeom prst="rect">
                           <a:avLst/>
@@ -668,481 +934,7 @@
                 <v:path o:extrusionok="f" gradientshapeok="t" o:connecttype="rect"/>
                 <o:lock v:ext="edit" aspectratio="t"/>
               </v:shapetype>
-              <v:shape id="_x0000_i1" o:spid="_x0000_s1" type="#_x0000_t75" style="position:absolute;z-index:-2048;o:allowoverlap:true;o:allowincell:true;mso-position-horizontal-relative:text;margin-left:36.14pt;mso-position-horizontal:absolute;mso-position-vertical-relative:text;margin-top:0.00pt;mso-position-vertical:absolute;width:227.86pt;height:68.23pt;mso-wrap-distance-left:9.07pt;mso-wrap-distance-top:0.00pt;mso-wrap-distance-right:9.07pt;mso-wrap-distance-bottom:0.00pt;z-index:1;" stroked="false">
-                <v:imagedata r:id="rId10" o:title=""/>
-                <o:lock v:ext="edit" rotation="t"/>
-              </v:shape>
-            </w:pict>
-          </mc:Fallback>
-        </mc:AlternateContent>
-      </w:r>
-      <w:r>
-        <w:rPr>
-          <w:highlight w:val="none"/>
-        </w:rPr>
-      </w:r>
-      <w:r>
-        <w:rPr>
-          <w:highlight w:val="none"/>
-        </w:rPr>
-      </w:r>
-    </w:p>
-    <w:p>
-      <w:pPr>
-        <w:pBdr/>
-        <w:spacing/>
-        <w:ind/>
-        <w:rPr>
-          <w:highlight w:val="none"/>
-        </w:rPr>
-      </w:pPr>
-      <w:r>
-        <w:rPr>
-          <w:highlight w:val="none"/>
-        </w:rPr>
-      </w:r>
-      <w:r>
-        <w:rPr>
-          <w:highlight w:val="none"/>
-        </w:rPr>
-      </w:r>
-      <w:r/>
-      <w:r>
-        <w:rPr>
-          <w:highlight w:val="none"/>
-        </w:rPr>
-      </w:r>
-      <w:r>
-        <w:rPr>
-          <w:highlight w:val="none"/>
-        </w:rPr>
-      </w:r>
-    </w:p>
-    <w:p>
-      <w:pPr>
-        <w:pBdr/>
-        <w:spacing/>
-        <w:ind/>
-        <w:rPr>
-          <w:highlight w:val="none"/>
-        </w:rPr>
-      </w:pPr>
-      <w:r>
-        <w:rPr>
-          <w:highlight w:val="none"/>
-        </w:rPr>
-      </w:r>
-      <w:r>
-        <w:rPr>
-          <w:highlight w:val="none"/>
-        </w:rPr>
-      </w:r>
-      <w:r>
-        <w:rPr>
-          <w:highlight w:val="none"/>
-        </w:rPr>
-      </w:r>
-    </w:p>
-    <w:p>
-      <w:pPr>
-        <w:pBdr/>
-        <w:spacing/>
-        <w:ind/>
-        <w:rPr>
-          <w:highlight w:val="none"/>
-        </w:rPr>
-      </w:pPr>
-      <w:r>
-        <w:rPr>
-          <w:highlight w:val="none"/>
-        </w:rPr>
-      </w:r>
-      <w:r>
-        <w:rPr>
-          <w:highlight w:val="none"/>
-        </w:rPr>
-      </w:r>
-      <w:r>
-        <w:rPr>
-          <w:highlight w:val="none"/>
-        </w:rPr>
-      </w:r>
-    </w:p>
-    <w:p>
-      <w:pPr>
-        <w:pBdr/>
-        <w:spacing/>
-        <w:ind/>
-        <w:rPr>
-          <w:highlight w:val="none"/>
-        </w:rPr>
-      </w:pPr>
-      <w:r>
-        <w:rPr>
-          <w:highlight w:val="none"/>
-        </w:rPr>
-      </w:r>
-      <w:r>
-        <w:rPr>
-          <w:highlight w:val="none"/>
-        </w:rPr>
-      </w:r>
-    </w:p>
-    <w:p>
-      <w:pPr>
-        <w:pBdr/>
-        <w:spacing/>
-        <w:ind/>
-        <w:rPr>
-          <w:highlight w:val="none"/>
-        </w:rPr>
-      </w:pPr>
-      <w:r>
-        <w:rPr>
-          <w:highlight w:val="none"/>
-        </w:rPr>
-      </w:r>
-      <w:r>
-        <w:rPr>
-          <w:highlight w:val="none"/>
-        </w:rPr>
-      </w:r>
-    </w:p>
-    <w:p>
-      <w:pPr>
-        <w:pBdr/>
-        <w:spacing/>
-        <w:ind/>
-        <w:rPr>
-          <w:highlight w:val="none"/>
-        </w:rPr>
-      </w:pPr>
-      <w:r>
-        <w:t xml:space="preserve">Screenshots of the app can be found in the following pages.</w:t>
-      </w:r>
-      <w:r/>
-      <w:r/>
-      <w:r/>
-      <w:r>
-        <w:rPr>
-          <w:highlight w:val="none"/>
-        </w:rPr>
-      </w:r>
-    </w:p>
-    <w:p>
-      <w:pPr>
-        <w:pBdr/>
-        <w:spacing/>
-        <w:ind/>
-        <w:jc w:val="center"/>
-        <w:rPr/>
-      </w:pPr>
-      <w:r>
-        <mc:AlternateContent>
-          <mc:Choice Requires="wpg">
-            <w:drawing>
-              <wp:inline xmlns:wp="http://schemas.openxmlformats.org/drawingml/2006/wordprocessingDrawing" distT="0" distB="0" distL="0" distR="0">
-                <wp:extent cx="6591416" cy="4787300"/>
-                <wp:effectExtent l="0" t="0" r="0" b="0"/>
-                <wp:docPr id="3" name=""/>
-                <wp:cNvGraphicFramePr>
-                  <a:graphicFrameLocks xmlns:a="http://schemas.openxmlformats.org/drawingml/2006/main" noChangeAspect="1"/>
-                </wp:cNvGraphicFramePr>
-                <a:graphic xmlns:a="http://schemas.openxmlformats.org/drawingml/2006/main">
-                  <a:graphicData uri="http://schemas.openxmlformats.org/drawingml/2006/picture">
-                    <pic:pic xmlns:pic="http://schemas.openxmlformats.org/drawingml/2006/picture">
-                      <pic:nvPicPr>
-                        <pic:cNvPr id="1851021373" name=""/>
-                        <pic:cNvPicPr>
-                          <a:picLocks noChangeAspect="1"/>
-                        </pic:cNvPicPr>
-                        <pic:nvPr/>
-                      </pic:nvPicPr>
-                      <pic:blipFill rotWithShape="1">
-                        <a:blip r:embed="rId11"/>
-                        <a:stretch/>
-                      </pic:blipFill>
-                      <pic:spPr bwMode="auto">
-                        <a:xfrm flipH="0" flipV="0">
-                          <a:off x="0" y="0"/>
-                          <a:ext cx="6591415" cy="4787299"/>
-                        </a:xfrm>
-                        <a:prstGeom prst="rect">
-                          <a:avLst/>
-                        </a:prstGeom>
-                      </pic:spPr>
-                    </pic:pic>
-                  </a:graphicData>
-                </a:graphic>
-              </wp:inline>
-            </w:drawing>
-          </mc:Choice>
-          <mc:Fallback>
-            <w:pict>
-              <v:shapetype id="_x0000_t75" coordsize="21600,21600" o:spt="75" o:preferrelative="t" path="m@4@5l@4@11@9@11@9@5xe" filled="f" stroked="f">
-                <v:stroke joinstyle="miter"/>
-                <v:formulas>
-                  <v:f eqn="if lineDrawn pixelLineWidth 0"/>
-                  <v:f eqn="sum @0 1 0"/>
-                  <v:f eqn="sum 0 0 @1"/>
-                  <v:f eqn="prod @2 1 2"/>
-                  <v:f eqn="prod @3 21600 pixelWidth"/>
-                  <v:f eqn="prod @3 21600 pixelHeight"/>
-                  <v:f eqn="sum @0 0 1"/>
-                  <v:f eqn="prod @6 1 2"/>
-                  <v:f eqn="prod @7 21600 pixelWidth"/>
-                  <v:f eqn="sum @8 21600 0"/>
-                  <v:f eqn="prod @7 21600 pixelHeight"/>
-                  <v:f eqn="sum @10 21600 0"/>
-                </v:formulas>
-                <v:path o:extrusionok="f" gradientshapeok="t" o:connecttype="rect"/>
-                <o:lock v:ext="edit" aspectratio="t"/>
-              </v:shapetype>
-              <v:shape id="_x0000_i2" o:spid="_x0000_s2" type="#_x0000_t75" style="width:519.01pt;height:376.95pt;mso-wrap-distance-left:0.00pt;mso-wrap-distance-top:0.00pt;mso-wrap-distance-right:0.00pt;mso-wrap-distance-bottom:0.00pt;z-index:1;" stroked="false">
-                <v:imagedata r:id="rId11" o:title=""/>
-                <o:lock v:ext="edit" rotation="t"/>
-              </v:shape>
-            </w:pict>
-          </mc:Fallback>
-        </mc:AlternateContent>
-      </w:r>
-      <w:r/>
-    </w:p>
-    <w:p>
-      <w:pPr>
-        <w:pBdr/>
-        <w:spacing/>
-        <w:ind/>
-        <w:jc w:val="center"/>
-        <w:rPr/>
-      </w:pPr>
-      <w:r/>
-      <w:r>
-        <mc:AlternateContent>
-          <mc:Choice Requires="wpg">
-            <w:drawing>
-              <wp:inline xmlns:wp="http://schemas.openxmlformats.org/drawingml/2006/wordprocessingDrawing" distT="0" distB="0" distL="0" distR="0">
-                <wp:extent cx="6586235" cy="3954580"/>
-                <wp:effectExtent l="0" t="0" r="0" b="0"/>
-                <wp:docPr id="4" name=""/>
-                <wp:cNvGraphicFramePr>
-                  <a:graphicFrameLocks xmlns:a="http://schemas.openxmlformats.org/drawingml/2006/main" noChangeAspect="1"/>
-                </wp:cNvGraphicFramePr>
-                <a:graphic xmlns:a="http://schemas.openxmlformats.org/drawingml/2006/main">
-                  <a:graphicData uri="http://schemas.openxmlformats.org/drawingml/2006/picture">
-                    <pic:pic xmlns:pic="http://schemas.openxmlformats.org/drawingml/2006/picture">
-                      <pic:nvPicPr>
-                        <pic:cNvPr id="1864564779" name=""/>
-                        <pic:cNvPicPr>
-                          <a:picLocks noChangeAspect="1"/>
-                        </pic:cNvPicPr>
-                        <pic:nvPr/>
-                      </pic:nvPicPr>
-                      <pic:blipFill rotWithShape="1">
-                        <a:blip r:embed="rId12"/>
-                        <a:stretch/>
-                      </pic:blipFill>
-                      <pic:spPr bwMode="auto">
-                        <a:xfrm flipH="0" flipV="0">
-                          <a:off x="0" y="0"/>
-                          <a:ext cx="6586235" cy="3954580"/>
-                        </a:xfrm>
-                        <a:prstGeom prst="rect">
-                          <a:avLst/>
-                        </a:prstGeom>
-                      </pic:spPr>
-                    </pic:pic>
-                  </a:graphicData>
-                </a:graphic>
-              </wp:inline>
-            </w:drawing>
-          </mc:Choice>
-          <mc:Fallback>
-            <w:pict>
-              <v:shapetype id="_x0000_t75" coordsize="21600,21600" o:spt="75" o:preferrelative="t" path="m@4@5l@4@11@9@11@9@5xe" filled="f" stroked="f">
-                <v:stroke joinstyle="miter"/>
-                <v:formulas>
-                  <v:f eqn="if lineDrawn pixelLineWidth 0"/>
-                  <v:f eqn="sum @0 1 0"/>
-                  <v:f eqn="sum 0 0 @1"/>
-                  <v:f eqn="prod @2 1 2"/>
-                  <v:f eqn="prod @3 21600 pixelWidth"/>
-                  <v:f eqn="prod @3 21600 pixelHeight"/>
-                  <v:f eqn="sum @0 0 1"/>
-                  <v:f eqn="prod @6 1 2"/>
-                  <v:f eqn="prod @7 21600 pixelWidth"/>
-                  <v:f eqn="sum @8 21600 0"/>
-                  <v:f eqn="prod @7 21600 pixelHeight"/>
-                  <v:f eqn="sum @10 21600 0"/>
-                </v:formulas>
-                <v:path o:extrusionok="f" gradientshapeok="t" o:connecttype="rect"/>
-                <o:lock v:ext="edit" aspectratio="t"/>
-              </v:shapetype>
-              <v:shape id="_x0000_i3" o:spid="_x0000_s3" type="#_x0000_t75" style="width:518.60pt;height:311.38pt;mso-wrap-distance-left:0.00pt;mso-wrap-distance-top:0.00pt;mso-wrap-distance-right:0.00pt;mso-wrap-distance-bottom:0.00pt;z-index:1;" stroked="false">
-                <v:imagedata r:id="rId12" o:title=""/>
-                <o:lock v:ext="edit" rotation="t"/>
-              </v:shape>
-            </w:pict>
-          </mc:Fallback>
-        </mc:AlternateContent>
-      </w:r>
-      <w:r/>
-      <w:r/>
-    </w:p>
-    <w:p>
-      <w:pPr>
-        <w:pBdr/>
-        <w:spacing/>
-        <w:ind/>
-        <w:rPr/>
-      </w:pPr>
-      <w:r>
-        <mc:AlternateContent>
-          <mc:Choice Requires="wpg">
-            <w:drawing>
-              <wp:anchor xmlns:wp="http://schemas.openxmlformats.org/drawingml/2006/wordprocessingDrawing" xmlns:wp14="http://schemas.microsoft.com/office/word/2010/wordprocessingDrawing" distT="0" distB="0" distL="115200" distR="115200" simplePos="0" relativeHeight="8192" behindDoc="1" locked="0" layoutInCell="1" allowOverlap="1">
-                <wp:simplePos x="0" y="0"/>
-                <wp:positionH relativeFrom="column">
-                  <wp:posOffset>2076450</wp:posOffset>
-                </wp:positionH>
-                <wp:positionV relativeFrom="paragraph">
-                  <wp:posOffset>-57150</wp:posOffset>
-                </wp:positionV>
-                <wp:extent cx="1181512" cy="9054975"/>
-                <wp:effectExtent l="0" t="0" r="0" b="0"/>
-                <wp:wrapNone/>
-                <wp:docPr id="5" name=""/>
-                <wp:cNvGraphicFramePr>
-                  <a:graphicFrameLocks xmlns:a="http://schemas.openxmlformats.org/drawingml/2006/main" noChangeAspect="1"/>
-                </wp:cNvGraphicFramePr>
-                <a:graphic xmlns:a="http://schemas.openxmlformats.org/drawingml/2006/main">
-                  <a:graphicData uri="http://schemas.openxmlformats.org/drawingml/2006/picture">
-                    <pic:pic xmlns:pic="http://schemas.openxmlformats.org/drawingml/2006/picture">
-                      <pic:nvPicPr>
-                        <pic:cNvPr id="528046632" name=""/>
-                        <pic:cNvPicPr>
-                          <a:picLocks noChangeAspect="1"/>
-                        </pic:cNvPicPr>
-                        <pic:nvPr/>
-                      </pic:nvPicPr>
-                      <pic:blipFill rotWithShape="1">
-                        <a:blip r:embed="rId13"/>
-                        <a:stretch/>
-                      </pic:blipFill>
-                      <pic:spPr bwMode="auto">
-                        <a:xfrm flipH="0" flipV="0">
-                          <a:off x="0" y="0"/>
-                          <a:ext cx="1181511" cy="9054974"/>
-                        </a:xfrm>
-                        <a:prstGeom prst="rect">
-                          <a:avLst/>
-                        </a:prstGeom>
-                      </pic:spPr>
-                    </pic:pic>
-                  </a:graphicData>
-                </a:graphic>
-              </wp:anchor>
-            </w:drawing>
-          </mc:Choice>
-          <mc:Fallback>
-            <w:pict>
-              <v:shapetype id="_x0000_t75" coordsize="21600,21600" o:spt="75" o:preferrelative="t" path="m@4@5l@4@11@9@11@9@5xe" filled="f" stroked="f">
-                <v:stroke joinstyle="miter"/>
-                <v:formulas>
-                  <v:f eqn="if lineDrawn pixelLineWidth 0"/>
-                  <v:f eqn="sum @0 1 0"/>
-                  <v:f eqn="sum 0 0 @1"/>
-                  <v:f eqn="prod @2 1 2"/>
-                  <v:f eqn="prod @3 21600 pixelWidth"/>
-                  <v:f eqn="prod @3 21600 pixelHeight"/>
-                  <v:f eqn="sum @0 0 1"/>
-                  <v:f eqn="prod @6 1 2"/>
-                  <v:f eqn="prod @7 21600 pixelWidth"/>
-                  <v:f eqn="sum @8 21600 0"/>
-                  <v:f eqn="prod @7 21600 pixelHeight"/>
-                  <v:f eqn="sum @10 21600 0"/>
-                </v:formulas>
-                <v:path o:extrusionok="f" gradientshapeok="t" o:connecttype="rect"/>
-                <o:lock v:ext="edit" aspectratio="t"/>
-              </v:shapetype>
-              <v:shape id="_x0000_i4" o:spid="_x0000_s4" type="#_x0000_t75" style="position:absolute;z-index:-8192;o:allowoverlap:true;o:allowincell:true;mso-position-horizontal-relative:text;margin-left:163.50pt;mso-position-horizontal:absolute;mso-position-vertical-relative:text;margin-top:-4.50pt;mso-position-vertical:absolute;width:93.03pt;height:712.99pt;mso-wrap-distance-left:9.07pt;mso-wrap-distance-top:0.00pt;mso-wrap-distance-right:9.07pt;mso-wrap-distance-bottom:0.00pt;z-index:1;" stroked="false">
-                <v:imagedata r:id="rId13" o:title=""/>
-                <o:lock v:ext="edit" rotation="t"/>
-              </v:shape>
-            </w:pict>
-          </mc:Fallback>
-        </mc:AlternateContent>
-      </w:r>
-      <w:r>
-        <mc:AlternateContent>
-          <mc:Choice Requires="wpg">
-            <w:drawing>
-              <wp:anchor xmlns:wp="http://schemas.openxmlformats.org/drawingml/2006/wordprocessingDrawing" xmlns:wp14="http://schemas.microsoft.com/office/word/2010/wordprocessingDrawing" distT="0" distB="0" distL="115200" distR="115200" simplePos="0" relativeHeight="9216" behindDoc="1" locked="0" layoutInCell="1" allowOverlap="1">
-                <wp:simplePos x="0" y="0"/>
-                <wp:positionH relativeFrom="column">
-                  <wp:posOffset>3562350</wp:posOffset>
-                </wp:positionH>
-                <wp:positionV relativeFrom="paragraph">
-                  <wp:posOffset>-57150</wp:posOffset>
-                </wp:positionV>
-                <wp:extent cx="1527711" cy="8809800"/>
-                <wp:effectExtent l="0" t="0" r="0" b="0"/>
-                <wp:wrapNone/>
-                <wp:docPr id="6" name=""/>
-                <wp:cNvGraphicFramePr>
-                  <a:graphicFrameLocks xmlns:a="http://schemas.openxmlformats.org/drawingml/2006/main" noChangeAspect="1"/>
-                </wp:cNvGraphicFramePr>
-                <a:graphic xmlns:a="http://schemas.openxmlformats.org/drawingml/2006/main">
-                  <a:graphicData uri="http://schemas.openxmlformats.org/drawingml/2006/picture">
-                    <pic:pic xmlns:pic="http://schemas.openxmlformats.org/drawingml/2006/picture">
-                      <pic:nvPicPr>
-                        <pic:cNvPr id="721212791" name=""/>
-                        <pic:cNvPicPr>
-                          <a:picLocks noChangeAspect="1"/>
-                        </pic:cNvPicPr>
-                        <pic:nvPr/>
-                      </pic:nvPicPr>
-                      <pic:blipFill rotWithShape="1">
-                        <a:blip r:embed="rId14"/>
-                        <a:stretch/>
-                      </pic:blipFill>
-                      <pic:spPr bwMode="auto">
-                        <a:xfrm flipH="0" flipV="0">
-                          <a:off x="0" y="0"/>
-                          <a:ext cx="1527710" cy="8809799"/>
-                        </a:xfrm>
-                        <a:prstGeom prst="rect">
-                          <a:avLst/>
-                        </a:prstGeom>
-                      </pic:spPr>
-                    </pic:pic>
-                  </a:graphicData>
-                </a:graphic>
-              </wp:anchor>
-            </w:drawing>
-          </mc:Choice>
-          <mc:Fallback>
-            <w:pict>
-              <v:shapetype id="_x0000_t75" coordsize="21600,21600" o:spt="75" o:preferrelative="t" path="m@4@5l@4@11@9@11@9@5xe" filled="f" stroked="f">
-                <v:stroke joinstyle="miter"/>
-                <v:formulas>
-                  <v:f eqn="if lineDrawn pixelLineWidth 0"/>
-                  <v:f eqn="sum @0 1 0"/>
-                  <v:f eqn="sum 0 0 @1"/>
-                  <v:f eqn="prod @2 1 2"/>
-                  <v:f eqn="prod @3 21600 pixelWidth"/>
-                  <v:f eqn="prod @3 21600 pixelHeight"/>
-                  <v:f eqn="sum @0 0 1"/>
-                  <v:f eqn="prod @6 1 2"/>
-                  <v:f eqn="prod @7 21600 pixelWidth"/>
-                  <v:f eqn="sum @8 21600 0"/>
-                  <v:f eqn="prod @7 21600 pixelHeight"/>
-                  <v:f eqn="sum @10 21600 0"/>
-                </v:formulas>
-                <v:path o:extrusionok="f" gradientshapeok="t" o:connecttype="rect"/>
-                <o:lock v:ext="edit" aspectratio="t"/>
-              </v:shapetype>
-              <v:shape id="_x0000_i5" o:spid="_x0000_s5" type="#_x0000_t75" style="position:absolute;z-index:-9216;o:allowoverlap:true;o:allowincell:true;mso-position-horizontal-relative:text;margin-left:280.50pt;mso-position-horizontal:absolute;mso-position-vertical-relative:text;margin-top:-4.50pt;mso-position-vertical:absolute;width:120.29pt;height:693.69pt;mso-wrap-distance-left:9.07pt;mso-wrap-distance-top:0.00pt;mso-wrap-distance-right:9.07pt;mso-wrap-distance-bottom:0.00pt;z-index:1;" stroked="false">
+              <v:shape id="_x0000_i5" o:spid="_x0000_s5" type="#_x0000_t75" style="position:absolute;z-index:-18432;o:allowoverlap:true;o:allowincell:true;mso-position-horizontal-relative:text;margin-left:251.25pt;mso-position-horizontal:absolute;mso-position-vertical-relative:text;margin-top:0.00pt;mso-position-vertical:absolute;width:93.66pt;height:713.92pt;mso-wrap-distance-left:9.07pt;mso-wrap-distance-top:0.00pt;mso-wrap-distance-right:9.07pt;mso-wrap-distance-bottom:0.00pt;z-index:1;" stroked="false">
                 <v:imagedata r:id="rId14" o:title=""/>
                 <o:lock v:ext="edit" rotation="t"/>
               </v:shape>
@@ -1151,286 +943,6 @@
         </mc:AlternateContent>
       </w:r>
       <w:r/>
-      <w:r/>
-    </w:p>
-    <w:p>
-      <w:pPr>
-        <w:pBdr/>
-        <w:spacing/>
-        <w:ind/>
-        <w:rPr/>
-      </w:pPr>
-      <w:r/>
-      <w:r/>
-    </w:p>
-    <w:p>
-      <w:pPr>
-        <w:pBdr/>
-        <w:spacing/>
-        <w:ind/>
-        <w:rPr/>
-      </w:pPr>
-      <w:r/>
-      <w:r/>
-    </w:p>
-    <w:p>
-      <w:pPr>
-        <w:pBdr/>
-        <w:spacing/>
-        <w:ind/>
-        <w:rPr/>
-      </w:pPr>
-      <w:r/>
-      <w:r/>
-    </w:p>
-    <w:p>
-      <w:pPr>
-        <w:pBdr/>
-        <w:spacing/>
-        <w:ind/>
-        <w:rPr/>
-      </w:pPr>
-      <w:r/>
-      <w:r/>
-    </w:p>
-    <w:p>
-      <w:pPr>
-        <w:pBdr/>
-        <w:spacing/>
-        <w:ind/>
-        <w:rPr/>
-      </w:pPr>
-      <w:r/>
-      <w:r/>
-    </w:p>
-    <w:p>
-      <w:pPr>
-        <w:pBdr/>
-        <w:spacing/>
-        <w:ind/>
-        <w:rPr/>
-      </w:pPr>
-      <w:r/>
-      <w:r/>
-    </w:p>
-    <w:p>
-      <w:pPr>
-        <w:pBdr/>
-        <w:spacing/>
-        <w:ind/>
-        <w:rPr/>
-      </w:pPr>
-      <w:r/>
-      <w:r/>
-    </w:p>
-    <w:p>
-      <w:pPr>
-        <w:pBdr/>
-        <w:spacing/>
-        <w:ind/>
-        <w:rPr/>
-      </w:pPr>
-      <w:r/>
-      <w:r/>
-    </w:p>
-    <w:p>
-      <w:pPr>
-        <w:pBdr/>
-        <w:spacing/>
-        <w:ind/>
-        <w:rPr/>
-      </w:pPr>
-      <w:r/>
-      <w:r/>
-    </w:p>
-    <w:p>
-      <w:pPr>
-        <w:pBdr/>
-        <w:spacing/>
-        <w:ind/>
-        <w:rPr/>
-      </w:pPr>
-      <w:r/>
-      <w:r/>
-    </w:p>
-    <w:p>
-      <w:pPr>
-        <w:pBdr/>
-        <w:spacing/>
-        <w:ind/>
-        <w:rPr/>
-      </w:pPr>
-      <w:r/>
-      <w:r/>
-    </w:p>
-    <w:p>
-      <w:pPr>
-        <w:pBdr/>
-        <w:spacing/>
-        <w:ind/>
-        <w:rPr/>
-      </w:pPr>
-      <w:r/>
-      <w:r/>
-    </w:p>
-    <w:p>
-      <w:pPr>
-        <w:pBdr/>
-        <w:spacing/>
-        <w:ind/>
-        <w:rPr/>
-      </w:pPr>
-      <w:r/>
-      <w:r/>
-    </w:p>
-    <w:p>
-      <w:pPr>
-        <w:pBdr/>
-        <w:spacing/>
-        <w:ind/>
-        <w:rPr/>
-      </w:pPr>
-      <w:r/>
-      <w:r/>
-    </w:p>
-    <w:p>
-      <w:pPr>
-        <w:pBdr/>
-        <w:spacing/>
-        <w:ind/>
-        <w:rPr/>
-      </w:pPr>
-      <w:r/>
-      <w:r/>
-    </w:p>
-    <w:p>
-      <w:pPr>
-        <w:pBdr/>
-        <w:spacing/>
-        <w:ind/>
-        <w:rPr/>
-      </w:pPr>
-      <w:r/>
-      <w:r/>
-    </w:p>
-    <w:p>
-      <w:pPr>
-        <w:pBdr/>
-        <w:spacing/>
-        <w:ind/>
-        <w:rPr/>
-      </w:pPr>
-      <w:r/>
-      <w:r/>
-    </w:p>
-    <w:p>
-      <w:pPr>
-        <w:pBdr/>
-        <w:spacing/>
-        <w:ind/>
-        <w:rPr/>
-      </w:pPr>
-      <w:r/>
-      <w:r/>
-    </w:p>
-    <w:p>
-      <w:pPr>
-        <w:pBdr/>
-        <w:spacing/>
-        <w:ind/>
-        <w:rPr/>
-      </w:pPr>
-      <w:r/>
-      <w:r/>
-    </w:p>
-    <w:p>
-      <w:pPr>
-        <w:pBdr/>
-        <w:spacing/>
-        <w:ind/>
-        <w:rPr/>
-      </w:pPr>
-      <w:r/>
-      <w:r/>
-    </w:p>
-    <w:p>
-      <w:pPr>
-        <w:pBdr/>
-        <w:spacing/>
-        <w:ind/>
-        <w:rPr/>
-      </w:pPr>
-      <w:r/>
-      <w:r/>
-    </w:p>
-    <w:p>
-      <w:pPr>
-        <w:pBdr/>
-        <w:spacing/>
-        <w:ind/>
-        <w:rPr/>
-      </w:pPr>
-      <w:r/>
-      <w:r/>
-    </w:p>
-    <w:p>
-      <w:pPr>
-        <w:pBdr/>
-        <w:spacing/>
-        <w:ind/>
-        <w:rPr/>
-      </w:pPr>
-      <w:r/>
-      <w:r/>
-    </w:p>
-    <w:p>
-      <w:pPr>
-        <w:pBdr/>
-        <w:spacing/>
-        <w:ind/>
-        <w:rPr/>
-      </w:pPr>
-      <w:r/>
-      <w:r/>
-    </w:p>
-    <w:p>
-      <w:pPr>
-        <w:pBdr/>
-        <w:spacing/>
-        <w:ind/>
-        <w:rPr/>
-      </w:pPr>
-      <w:r/>
-      <w:r/>
-    </w:p>
-    <w:p>
-      <w:pPr>
-        <w:pBdr/>
-        <w:spacing/>
-        <w:ind/>
-        <w:rPr/>
-      </w:pPr>
-      <w:r/>
-      <w:r/>
-    </w:p>
-    <w:p>
-      <w:pPr>
-        <w:pBdr/>
-        <w:spacing/>
-        <w:ind/>
-        <w:rPr/>
-      </w:pPr>
-      <w:r/>
-      <w:r/>
-      <w:r/>
-    </w:p>
-    <w:p>
-      <w:pPr>
-        <w:pBdr/>
-        <w:spacing/>
-        <w:ind/>
-        <w:rPr/>
-      </w:pPr>
       <w:r/>
       <w:r/>
     </w:p>
@@ -1808,11 +1320,161 @@
       <w:suff w:val="tab"/>
     </w:lvl>
   </w:abstractNum>
+  <w:abstractNum w:abstractNumId="2">
+    <w:nsid w:val="17875FF6"/>
+    <w:lvl w:ilvl="0">
+      <w:isLgl w:val="false"/>
+      <w:lvlJc w:val="left"/>
+      <w:lvlText w:val="–"/>
+      <w:numFmt w:val="bullet"/>
+      <w:pPr>
+        <w:pBdr/>
+        <w:spacing/>
+        <w:ind w:hanging="360" w:left="709"/>
+      </w:pPr>
+      <w:rPr>
+        <w:rFonts w:hint="default" w:ascii="Arial" w:hAnsi="Arial" w:eastAsia="Arial" w:cs="Arial"/>
+      </w:rPr>
+      <w:start w:val="1"/>
+      <w:suff w:val="tab"/>
+    </w:lvl>
+    <w:lvl w:ilvl="1">
+      <w:isLgl w:val="false"/>
+      <w:lvlJc w:val="left"/>
+      <w:lvlText w:val="o"/>
+      <w:numFmt w:val="bullet"/>
+      <w:pPr>
+        <w:pBdr/>
+        <w:spacing/>
+        <w:ind w:hanging="360" w:left="1429"/>
+      </w:pPr>
+      <w:rPr>
+        <w:rFonts w:hint="default" w:ascii="Courier New" w:hAnsi="Courier New" w:eastAsia="Courier New" w:cs="Courier New"/>
+      </w:rPr>
+      <w:start w:val="1"/>
+      <w:suff w:val="tab"/>
+    </w:lvl>
+    <w:lvl w:ilvl="2">
+      <w:isLgl w:val="false"/>
+      <w:lvlJc w:val="left"/>
+      <w:lvlText w:val="§"/>
+      <w:numFmt w:val="bullet"/>
+      <w:pPr>
+        <w:pBdr/>
+        <w:spacing/>
+        <w:ind w:hanging="360" w:left="2149"/>
+      </w:pPr>
+      <w:rPr>
+        <w:rFonts w:hint="default" w:ascii="Wingdings" w:hAnsi="Wingdings" w:eastAsia="Wingdings" w:cs="Wingdings"/>
+      </w:rPr>
+      <w:start w:val="1"/>
+      <w:suff w:val="tab"/>
+    </w:lvl>
+    <w:lvl w:ilvl="3">
+      <w:isLgl w:val="false"/>
+      <w:lvlJc w:val="left"/>
+      <w:lvlText w:val="·"/>
+      <w:numFmt w:val="bullet"/>
+      <w:pPr>
+        <w:pBdr/>
+        <w:spacing/>
+        <w:ind w:hanging="360" w:left="2869"/>
+      </w:pPr>
+      <w:rPr>
+        <w:rFonts w:hint="default" w:ascii="Symbol" w:hAnsi="Symbol" w:eastAsia="Symbol" w:cs="Symbol"/>
+      </w:rPr>
+      <w:start w:val="1"/>
+      <w:suff w:val="tab"/>
+    </w:lvl>
+    <w:lvl w:ilvl="4">
+      <w:isLgl w:val="false"/>
+      <w:lvlJc w:val="left"/>
+      <w:lvlText w:val="o"/>
+      <w:numFmt w:val="bullet"/>
+      <w:pPr>
+        <w:pBdr/>
+        <w:spacing/>
+        <w:ind w:hanging="360" w:left="3589"/>
+      </w:pPr>
+      <w:rPr>
+        <w:rFonts w:hint="default" w:ascii="Courier New" w:hAnsi="Courier New" w:eastAsia="Courier New" w:cs="Courier New"/>
+      </w:rPr>
+      <w:start w:val="1"/>
+      <w:suff w:val="tab"/>
+    </w:lvl>
+    <w:lvl w:ilvl="5">
+      <w:isLgl w:val="false"/>
+      <w:lvlJc w:val="left"/>
+      <w:lvlText w:val="§"/>
+      <w:numFmt w:val="bullet"/>
+      <w:pPr>
+        <w:pBdr/>
+        <w:spacing/>
+        <w:ind w:hanging="360" w:left="4309"/>
+      </w:pPr>
+      <w:rPr>
+        <w:rFonts w:hint="default" w:ascii="Wingdings" w:hAnsi="Wingdings" w:eastAsia="Wingdings" w:cs="Wingdings"/>
+      </w:rPr>
+      <w:start w:val="1"/>
+      <w:suff w:val="tab"/>
+    </w:lvl>
+    <w:lvl w:ilvl="6">
+      <w:isLgl w:val="false"/>
+      <w:lvlJc w:val="left"/>
+      <w:lvlText w:val="·"/>
+      <w:numFmt w:val="bullet"/>
+      <w:pPr>
+        <w:pBdr/>
+        <w:spacing/>
+        <w:ind w:hanging="360" w:left="5029"/>
+      </w:pPr>
+      <w:rPr>
+        <w:rFonts w:hint="default" w:ascii="Symbol" w:hAnsi="Symbol" w:eastAsia="Symbol" w:cs="Symbol"/>
+      </w:rPr>
+      <w:start w:val="1"/>
+      <w:suff w:val="tab"/>
+    </w:lvl>
+    <w:lvl w:ilvl="7">
+      <w:isLgl w:val="false"/>
+      <w:lvlJc w:val="left"/>
+      <w:lvlText w:val="o"/>
+      <w:numFmt w:val="bullet"/>
+      <w:pPr>
+        <w:pBdr/>
+        <w:spacing/>
+        <w:ind w:hanging="360" w:left="5749"/>
+      </w:pPr>
+      <w:rPr>
+        <w:rFonts w:hint="default" w:ascii="Courier New" w:hAnsi="Courier New" w:eastAsia="Courier New" w:cs="Courier New"/>
+      </w:rPr>
+      <w:start w:val="1"/>
+      <w:suff w:val="tab"/>
+    </w:lvl>
+    <w:lvl w:ilvl="8">
+      <w:isLgl w:val="false"/>
+      <w:lvlJc w:val="left"/>
+      <w:lvlText w:val="§"/>
+      <w:numFmt w:val="bullet"/>
+      <w:pPr>
+        <w:pBdr/>
+        <w:spacing/>
+        <w:ind w:hanging="360" w:left="6469"/>
+      </w:pPr>
+      <w:rPr>
+        <w:rFonts w:hint="default" w:ascii="Wingdings" w:hAnsi="Wingdings" w:eastAsia="Wingdings" w:cs="Wingdings"/>
+      </w:rPr>
+      <w:start w:val="1"/>
+      <w:suff w:val="tab"/>
+    </w:lvl>
+  </w:abstractNum>
   <w:num w:numId="1">
     <w:abstractNumId w:val="0"/>
   </w:num>
   <w:num w:numId="2">
     <w:abstractNumId w:val="1"/>
+  </w:num>
+  <w:num w:numId="3">
+    <w:abstractNumId w:val="2"/>
   </w:num>
 </w:numbering>
 </file>
